--- a/week 1/DSA/Exercise 6.docx
+++ b/week 1/DSA/Exercise 6.docx
@@ -20,13 +20,143 @@
       </w:r>
     </w:p>
     <w:p>
+      <w:pPr>
+        <w:rPr>
+          <w:b/>
+          <w:bCs/>
+          <w:lang w:val="en-US"/>
+        </w:rPr>
+      </w:pPr>
+    </w:p>
+    <w:p>
+      <w:pPr>
+        <w:rPr>
+          <w:b/>
+          <w:bCs/>
+        </w:rPr>
+      </w:pPr>
+      <w:r>
+        <w:rPr>
+          <w:b/>
+          <w:bCs/>
+        </w:rPr>
+        <w:t>Understanding Search Algorithms</w:t>
+      </w:r>
+    </w:p>
+    <w:p>
+      <w:pPr>
+        <w:numPr>
+          <w:ilvl w:val="0"/>
+          <w:numId w:val="3"/>
+        </w:numPr>
+      </w:pPr>
+      <w:r>
+        <w:t xml:space="preserve">Linear Search checks elements one by one. </w:t>
+      </w:r>
+    </w:p>
+    <w:p>
+      <w:pPr>
+        <w:numPr>
+          <w:ilvl w:val="0"/>
+          <w:numId w:val="3"/>
+        </w:numPr>
+      </w:pPr>
+      <w:r>
+        <w:t xml:space="preserve">Binary Search repeatedly divides a sorted list into halves. </w:t>
+      </w:r>
+    </w:p>
+    <w:p>
+      <w:pPr>
+        <w:rPr>
+          <w:b/>
+          <w:bCs/>
+        </w:rPr>
+      </w:pPr>
+      <w:r>
+        <w:rPr>
+          <w:b/>
+          <w:bCs/>
+        </w:rPr>
+        <w:t>Analysis</w:t>
+      </w:r>
+    </w:p>
+    <w:p>
+      <w:pPr>
+        <w:numPr>
+          <w:ilvl w:val="0"/>
+          <w:numId w:val="4"/>
+        </w:numPr>
+      </w:pPr>
+      <w:r>
+        <w:t xml:space="preserve">Linear Search: </w:t>
+      </w:r>
+      <w:r>
+        <w:rPr>
+          <w:b/>
+          <w:bCs/>
+        </w:rPr>
+        <w:t>O(n)</w:t>
+      </w:r>
+      <w:r>
+        <w:t xml:space="preserve"> </w:t>
+      </w:r>
+    </w:p>
+    <w:p>
+      <w:pPr>
+        <w:numPr>
+          <w:ilvl w:val="0"/>
+          <w:numId w:val="4"/>
+        </w:numPr>
+      </w:pPr>
+      <w:r>
+        <w:t xml:space="preserve">Binary Search: </w:t>
+      </w:r>
+      <w:r>
+        <w:rPr>
+          <w:b/>
+          <w:bCs/>
+        </w:rPr>
+        <w:t>O(log n)</w:t>
+      </w:r>
+      <w:r>
+        <w:t xml:space="preserve"> </w:t>
+      </w:r>
+    </w:p>
+    <w:p>
+      <w:r>
+        <w:rPr>
+          <w:b/>
+          <w:bCs/>
+        </w:rPr>
+        <w:t>Conclusion:</w:t>
+      </w:r>
+      <w:r>
+        <w:t xml:space="preserve"> Use Binary Search for large sorted datasets.</w:t>
+      </w:r>
+    </w:p>
+    <w:p>
+      <w:pPr>
+        <w:rPr>
+          <w:lang w:val="en-US"/>
+        </w:rPr>
+      </w:pPr>
+    </w:p>
+    <w:p>
       <w:r>
         <w:t>class Book {</w:t>
       </w:r>
     </w:p>
     <w:p>
       <w:r>
-        <w:t xml:space="preserve">    int bookId;</w:t>
+        <w:t xml:space="preserve">    int </w:t>
+      </w:r>
+      <w:proofErr w:type="spellStart"/>
+      <w:r>
+        <w:t>bookId</w:t>
+      </w:r>
+      <w:proofErr w:type="spellEnd"/>
+      <w:r>
+        <w:t>;</w:t>
       </w:r>
     </w:p>
     <w:p>
@@ -42,22 +172,62 @@
     <w:p/>
     <w:p>
       <w:r>
-        <w:t xml:space="preserve">    Book(int bookId, String title, String author) {</w:t>
-      </w:r>
-    </w:p>
-    <w:p>
-      <w:r>
-        <w:t xml:space="preserve">        this.bookId = bookId;</w:t>
-      </w:r>
-    </w:p>
-    <w:p>
-      <w:r>
-        <w:t xml:space="preserve">        this.title = title;</w:t>
-      </w:r>
-    </w:p>
-    <w:p>
-      <w:r>
-        <w:t xml:space="preserve">        this.author = author;</w:t>
+        <w:t xml:space="preserve">    Book(int </w:t>
+      </w:r>
+      <w:proofErr w:type="spellStart"/>
+      <w:r>
+        <w:t>bookId</w:t>
+      </w:r>
+      <w:proofErr w:type="spellEnd"/>
+      <w:r>
+        <w:t>, String title, String author) {</w:t>
+      </w:r>
+    </w:p>
+    <w:p>
+      <w:r>
+        <w:t xml:space="preserve">        </w:t>
+      </w:r>
+      <w:proofErr w:type="spellStart"/>
+      <w:r>
+        <w:t>this.bookId</w:t>
+      </w:r>
+      <w:proofErr w:type="spellEnd"/>
+      <w:r>
+        <w:t xml:space="preserve"> = </w:t>
+      </w:r>
+      <w:proofErr w:type="spellStart"/>
+      <w:r>
+        <w:t>bookId</w:t>
+      </w:r>
+      <w:proofErr w:type="spellEnd"/>
+      <w:r>
+        <w:t>;</w:t>
+      </w:r>
+    </w:p>
+    <w:p>
+      <w:r>
+        <w:t xml:space="preserve">        </w:t>
+      </w:r>
+      <w:proofErr w:type="spellStart"/>
+      <w:r>
+        <w:t>this.title</w:t>
+      </w:r>
+      <w:proofErr w:type="spellEnd"/>
+      <w:r>
+        <w:t xml:space="preserve"> = title;</w:t>
+      </w:r>
+    </w:p>
+    <w:p>
+      <w:r>
+        <w:t xml:space="preserve">        </w:t>
+      </w:r>
+      <w:proofErr w:type="spellStart"/>
+      <w:r>
+        <w:t>this.author</w:t>
+      </w:r>
+      <w:proofErr w:type="spellEnd"/>
+      <w:r>
+        <w:t xml:space="preserve"> = author;</w:t>
       </w:r>
     </w:p>
     <w:p>
@@ -73,32 +243,105 @@
     <w:p/>
     <w:p>
       <w:r>
-        <w:t>public class LibrarySearch {</w:t>
+        <w:t xml:space="preserve">public class </w:t>
+      </w:r>
+      <w:proofErr w:type="spellStart"/>
+      <w:r>
+        <w:t>LibrarySearch</w:t>
+      </w:r>
+      <w:proofErr w:type="spellEnd"/>
+      <w:r>
+        <w:t xml:space="preserve"> {</w:t>
       </w:r>
     </w:p>
     <w:p/>
     <w:p>
       <w:r>
-        <w:t xml:space="preserve">    static int linearSearch(Book[] books, String title) {</w:t>
-      </w:r>
-    </w:p>
-    <w:p>
-      <w:r>
-        <w:t xml:space="preserve">        for (int i = 0; i &lt; books.length; i++) {</w:t>
-      </w:r>
-    </w:p>
-    <w:p>
-      <w:r>
-        <w:t xml:space="preserve">            if (books[i].title.equalsIgnoreCase(title)) {</w:t>
-      </w:r>
-    </w:p>
-    <w:p>
-      <w:r>
-        <w:t xml:space="preserve">                return i;</w:t>
-      </w:r>
-    </w:p>
-    <w:p>
-      <w:r>
+        <w:t xml:space="preserve">    static int </w:t>
+      </w:r>
+      <w:proofErr w:type="spellStart"/>
+      <w:r>
+        <w:t>linearSearch</w:t>
+      </w:r>
+      <w:proofErr w:type="spellEnd"/>
+      <w:r>
+        <w:t>(Book[] books, String title) {</w:t>
+      </w:r>
+    </w:p>
+    <w:p>
+      <w:r>
+        <w:t xml:space="preserve">        for (int </w:t>
+      </w:r>
+      <w:proofErr w:type="spellStart"/>
+      <w:r>
+        <w:t>i</w:t>
+      </w:r>
+      <w:proofErr w:type="spellEnd"/>
+      <w:r>
+        <w:t xml:space="preserve"> = 0; </w:t>
+      </w:r>
+      <w:proofErr w:type="spellStart"/>
+      <w:r>
+        <w:t>i</w:t>
+      </w:r>
+      <w:proofErr w:type="spellEnd"/>
+      <w:r>
+        <w:t xml:space="preserve"> &lt; </w:t>
+      </w:r>
+      <w:proofErr w:type="spellStart"/>
+      <w:r>
+        <w:t>books.length</w:t>
+      </w:r>
+      <w:proofErr w:type="spellEnd"/>
+      <w:r>
+        <w:t xml:space="preserve">; </w:t>
+      </w:r>
+      <w:proofErr w:type="spellStart"/>
+      <w:r>
+        <w:t>i</w:t>
+      </w:r>
+      <w:proofErr w:type="spellEnd"/>
+      <w:r>
+        <w:t>++) {</w:t>
+      </w:r>
+    </w:p>
+    <w:p>
+      <w:r>
+        <w:t xml:space="preserve">            if (books[</w:t>
+      </w:r>
+      <w:proofErr w:type="spellStart"/>
+      <w:r>
+        <w:t>i</w:t>
+      </w:r>
+      <w:proofErr w:type="spellEnd"/>
+      <w:r>
+        <w:t>].</w:t>
+      </w:r>
+      <w:proofErr w:type="spellStart"/>
+      <w:r>
+        <w:t>title.equalsIgnoreCase</w:t>
+      </w:r>
+      <w:proofErr w:type="spellEnd"/>
+      <w:r>
+        <w:t>(title)) {</w:t>
+      </w:r>
+    </w:p>
+    <w:p>
+      <w:r>
+        <w:t xml:space="preserve">                return </w:t>
+      </w:r>
+      <w:proofErr w:type="spellStart"/>
+      <w:r>
+        <w:t>i</w:t>
+      </w:r>
+      <w:proofErr w:type="spellEnd"/>
+      <w:r>
+        <w:t>;</w:t>
+      </w:r>
+    </w:p>
+    <w:p>
+      <w:r>
+        <w:lastRenderedPageBreak/>
         <w:t xml:space="preserve">            }</w:t>
       </w:r>
     </w:p>
@@ -120,7 +363,15 @@
     <w:p/>
     <w:p>
       <w:r>
-        <w:t xml:space="preserve">    static int binarySearch(Book[] books, String title) {</w:t>
+        <w:t xml:space="preserve">    static int </w:t>
+      </w:r>
+      <w:proofErr w:type="spellStart"/>
+      <w:r>
+        <w:t>binarySearch</w:t>
+      </w:r>
+      <w:proofErr w:type="spellEnd"/>
+      <w:r>
+        <w:t>(Book[] books, String title) {</w:t>
       </w:r>
     </w:p>
     <w:p>
@@ -130,51 +381,327 @@
     </w:p>
     <w:p>
       <w:r>
-        <w:t xml:space="preserve">        int right = books.length - 1;</w:t>
+        <w:t xml:space="preserve">        int right = </w:t>
+      </w:r>
+      <w:proofErr w:type="spellStart"/>
+      <w:r>
+        <w:t>books.length</w:t>
+      </w:r>
+      <w:proofErr w:type="spellEnd"/>
+      <w:r>
+        <w:t xml:space="preserve"> - 1;</w:t>
       </w:r>
     </w:p>
     <w:p/>
     <w:p>
       <w:r>
+        <w:t xml:space="preserve">        while (left &lt;= right) {</w:t>
+      </w:r>
+    </w:p>
+    <w:p>
+      <w:r>
+        <w:t xml:space="preserve">            int mid = (left + right) / 2;</w:t>
+      </w:r>
+    </w:p>
+    <w:p>
+      <w:r>
+        <w:t xml:space="preserve">            int </w:t>
+      </w:r>
+      <w:proofErr w:type="spellStart"/>
+      <w:r>
+        <w:t>cmp</w:t>
+      </w:r>
+      <w:proofErr w:type="spellEnd"/>
+      <w:r>
+        <w:t xml:space="preserve"> = books[mid].</w:t>
+      </w:r>
+      <w:proofErr w:type="spellStart"/>
+      <w:r>
+        <w:t>title.compareToIgnoreCase</w:t>
+      </w:r>
+      <w:proofErr w:type="spellEnd"/>
+      <w:r>
+        <w:t>(title);</w:t>
+      </w:r>
+    </w:p>
+    <w:p/>
+    <w:p>
+      <w:r>
+        <w:t xml:space="preserve">            if (</w:t>
+      </w:r>
+      <w:proofErr w:type="spellStart"/>
+      <w:r>
+        <w:t>cmp</w:t>
+      </w:r>
+      <w:proofErr w:type="spellEnd"/>
+      <w:r>
+        <w:t xml:space="preserve"> == 0) return mid;</w:t>
+      </w:r>
+    </w:p>
+    <w:p>
+      <w:r>
+        <w:t xml:space="preserve">            else if (</w:t>
+      </w:r>
+      <w:proofErr w:type="spellStart"/>
+      <w:r>
+        <w:t>cmp</w:t>
+      </w:r>
+      <w:proofErr w:type="spellEnd"/>
+      <w:r>
+        <w:t xml:space="preserve"> &lt; 0) left = mid + 1;</w:t>
+      </w:r>
+    </w:p>
+    <w:p>
+      <w:r>
+        <w:t xml:space="preserve">            else right = mid - 1;</w:t>
+      </w:r>
+    </w:p>
+    <w:p>
+      <w:r>
+        <w:t xml:space="preserve">        }</w:t>
+      </w:r>
+    </w:p>
+    <w:p/>
+    <w:p>
+      <w:r>
+        <w:t xml:space="preserve">        return -1;</w:t>
+      </w:r>
+    </w:p>
+    <w:p>
+      <w:r>
+        <w:t xml:space="preserve">    }</w:t>
+      </w:r>
+    </w:p>
+    <w:p/>
+    <w:p>
+      <w:r>
+        <w:t xml:space="preserve">    static void </w:t>
+      </w:r>
+      <w:proofErr w:type="spellStart"/>
+      <w:r>
+        <w:t>sortBooks</w:t>
+      </w:r>
+      <w:proofErr w:type="spellEnd"/>
+      <w:r>
+        <w:t>(Book[] books) {</w:t>
+      </w:r>
+    </w:p>
+    <w:p>
+      <w:r>
+        <w:t xml:space="preserve">        for (int </w:t>
+      </w:r>
+      <w:proofErr w:type="spellStart"/>
+      <w:r>
+        <w:t>i</w:t>
+      </w:r>
+      <w:proofErr w:type="spellEnd"/>
+      <w:r>
+        <w:t xml:space="preserve"> = 0; </w:t>
+      </w:r>
+      <w:proofErr w:type="spellStart"/>
+      <w:r>
+        <w:t>i</w:t>
+      </w:r>
+      <w:proofErr w:type="spellEnd"/>
+      <w:r>
+        <w:t xml:space="preserve"> &lt; </w:t>
+      </w:r>
+      <w:proofErr w:type="spellStart"/>
+      <w:r>
+        <w:t>books.length</w:t>
+      </w:r>
+      <w:proofErr w:type="spellEnd"/>
+      <w:r>
+        <w:t xml:space="preserve"> - 1; </w:t>
+      </w:r>
+      <w:proofErr w:type="spellStart"/>
+      <w:r>
+        <w:t>i</w:t>
+      </w:r>
+      <w:proofErr w:type="spellEnd"/>
+      <w:r>
+        <w:t>++) {</w:t>
+      </w:r>
+    </w:p>
+    <w:p>
+      <w:r>
+        <w:t xml:space="preserve">            for (int j = 0; j &lt; </w:t>
+      </w:r>
+      <w:proofErr w:type="spellStart"/>
+      <w:r>
+        <w:t>books.length</w:t>
+      </w:r>
+      <w:proofErr w:type="spellEnd"/>
+      <w:r>
+        <w:t xml:space="preserve"> - 1 - </w:t>
+      </w:r>
+      <w:proofErr w:type="spellStart"/>
+      <w:r>
+        <w:t>i</w:t>
+      </w:r>
+      <w:proofErr w:type="spellEnd"/>
+      <w:r>
+        <w:t xml:space="preserve">; </w:t>
+      </w:r>
+      <w:proofErr w:type="spellStart"/>
+      <w:r>
+        <w:t>j++</w:t>
+      </w:r>
+      <w:proofErr w:type="spellEnd"/>
+      <w:r>
+        <w:t>) {</w:t>
+      </w:r>
+    </w:p>
+    <w:p>
+      <w:r>
+        <w:t xml:space="preserve">                if (books[j].</w:t>
+      </w:r>
+      <w:proofErr w:type="spellStart"/>
+      <w:r>
+        <w:t>title.compareToIgnoreCase</w:t>
+      </w:r>
+      <w:proofErr w:type="spellEnd"/>
+      <w:r>
+        <w:t>(books[j + 1].title) &gt; 0) {</w:t>
+      </w:r>
+    </w:p>
+    <w:p>
+      <w:r>
+        <w:t xml:space="preserve">                    Book temp = books[j];</w:t>
+      </w:r>
+    </w:p>
+    <w:p>
+      <w:r>
+        <w:t xml:space="preserve">                    books[j] = books[j + 1];</w:t>
+      </w:r>
+    </w:p>
+    <w:p>
+      <w:r>
+        <w:t xml:space="preserve">                    books[j + 1] = temp;</w:t>
+      </w:r>
+    </w:p>
+    <w:p>
+      <w:r>
         <w:lastRenderedPageBreak/>
-        <w:t xml:space="preserve">        while (left &lt;= right) {</w:t>
-      </w:r>
-    </w:p>
-    <w:p>
-      <w:r>
-        <w:t xml:space="preserve">            int mid = (left + right) / 2;</w:t>
-      </w:r>
-    </w:p>
-    <w:p>
-      <w:r>
-        <w:t xml:space="preserve">            int cmp = books[mid].title.compareToIgnoreCase(title);</w:t>
+        <w:t xml:space="preserve">                }</w:t>
+      </w:r>
+    </w:p>
+    <w:p>
+      <w:r>
+        <w:t xml:space="preserve">            }</w:t>
+      </w:r>
+    </w:p>
+    <w:p>
+      <w:r>
+        <w:t xml:space="preserve">        }</w:t>
+      </w:r>
+    </w:p>
+    <w:p>
+      <w:r>
+        <w:t xml:space="preserve">    }</w:t>
       </w:r>
     </w:p>
     <w:p/>
     <w:p>
       <w:r>
-        <w:t xml:space="preserve">            if (cmp == 0) return mid;</w:t>
-      </w:r>
-    </w:p>
-    <w:p>
-      <w:r>
-        <w:t xml:space="preserve">            else if (cmp &lt; 0) left = mid + 1;</w:t>
-      </w:r>
-    </w:p>
-    <w:p>
-      <w:r>
-        <w:t xml:space="preserve">            else right = mid - 1;</w:t>
-      </w:r>
-    </w:p>
-    <w:p>
-      <w:r>
-        <w:t xml:space="preserve">        }</w:t>
+        <w:t xml:space="preserve">    public static void main(String[] </w:t>
+      </w:r>
+      <w:proofErr w:type="spellStart"/>
+      <w:r>
+        <w:t>args</w:t>
+      </w:r>
+      <w:proofErr w:type="spellEnd"/>
+      <w:r>
+        <w:t>) {</w:t>
       </w:r>
     </w:p>
     <w:p/>
     <w:p>
       <w:r>
-        <w:t xml:space="preserve">        return -1;</w:t>
+        <w:t xml:space="preserve">        Book[] books = {</w:t>
+      </w:r>
+    </w:p>
+    <w:p>
+      <w:r>
+        <w:t xml:space="preserve">            new Book(1, "Java Basics", "James"),</w:t>
+      </w:r>
+    </w:p>
+    <w:p>
+      <w:r>
+        <w:t xml:space="preserve">            new Book(2, "Data Structures", "Mark"),</w:t>
+      </w:r>
+    </w:p>
+    <w:p>
+      <w:r>
+        <w:t xml:space="preserve">            new Book(3, "Operating Systems", "Galvin"),</w:t>
+      </w:r>
+    </w:p>
+    <w:p>
+      <w:r>
+        <w:t xml:space="preserve">            new Book(4, "Algorithms", "CLRS")</w:t>
+      </w:r>
+    </w:p>
+    <w:p>
+      <w:r>
+        <w:t xml:space="preserve">        };</w:t>
+      </w:r>
+    </w:p>
+    <w:p/>
+    <w:p>
+      <w:r>
+        <w:t xml:space="preserve">        </w:t>
+      </w:r>
+      <w:proofErr w:type="spellStart"/>
+      <w:r>
+        <w:t>System.out.println</w:t>
+      </w:r>
+      <w:proofErr w:type="spellEnd"/>
+      <w:r>
+        <w:t xml:space="preserve">("Linear Search Result Index: " + </w:t>
+      </w:r>
+      <w:proofErr w:type="spellStart"/>
+      <w:r>
+        <w:t>linearSearch</w:t>
+      </w:r>
+      <w:proofErr w:type="spellEnd"/>
+      <w:r>
+        <w:t>(books, "Algorithms"));</w:t>
+      </w:r>
+    </w:p>
+    <w:p/>
+    <w:p>
+      <w:r>
+        <w:t xml:space="preserve">        </w:t>
+      </w:r>
+      <w:proofErr w:type="spellStart"/>
+      <w:r>
+        <w:t>sortBooks</w:t>
+      </w:r>
+      <w:proofErr w:type="spellEnd"/>
+      <w:r>
+        <w:t>(books);</w:t>
+      </w:r>
+    </w:p>
+    <w:p/>
+    <w:p>
+      <w:r>
+        <w:t xml:space="preserve">        </w:t>
+      </w:r>
+      <w:proofErr w:type="spellStart"/>
+      <w:r>
+        <w:t>System.out.println</w:t>
+      </w:r>
+      <w:proofErr w:type="spellEnd"/>
+      <w:r>
+        <w:t xml:space="preserve">("Binary Search Result Index: " + </w:t>
+      </w:r>
+      <w:proofErr w:type="spellStart"/>
+      <w:r>
+        <w:t>binarySearch</w:t>
+      </w:r>
+      <w:proofErr w:type="spellEnd"/>
+      <w:r>
+        <w:t>(books, "Algorithms"));</w:t>
       </w:r>
     </w:p>
     <w:p>
@@ -182,123 +709,6 @@
         <w:t xml:space="preserve">    }</w:t>
       </w:r>
     </w:p>
-    <w:p/>
-    <w:p>
-      <w:r>
-        <w:t xml:space="preserve">    static void sortBooks(Book[] books) {</w:t>
-      </w:r>
-    </w:p>
-    <w:p>
-      <w:r>
-        <w:t xml:space="preserve">        for (int i = 0; i &lt; books.length - 1; i++) {</w:t>
-      </w:r>
-    </w:p>
-    <w:p>
-      <w:r>
-        <w:t xml:space="preserve">            for (int j = 0; j &lt; books.length - 1 - i; j++) {</w:t>
-      </w:r>
-    </w:p>
-    <w:p>
-      <w:r>
-        <w:t xml:space="preserve">                if (books[j].title.compareToIgnoreCase(books[j + 1].title) &gt; 0) {</w:t>
-      </w:r>
-    </w:p>
-    <w:p>
-      <w:r>
-        <w:t xml:space="preserve">                    Book temp = books[j];</w:t>
-      </w:r>
-    </w:p>
-    <w:p>
-      <w:r>
-        <w:t xml:space="preserve">                    books[j] = books[j + 1];</w:t>
-      </w:r>
-    </w:p>
-    <w:p>
-      <w:r>
-        <w:t xml:space="preserve">                    books[j + 1] = temp;</w:t>
-      </w:r>
-    </w:p>
-    <w:p>
-      <w:r>
-        <w:t xml:space="preserve">                }</w:t>
-      </w:r>
-    </w:p>
-    <w:p>
-      <w:r>
-        <w:t xml:space="preserve">            }</w:t>
-      </w:r>
-    </w:p>
-    <w:p>
-      <w:r>
-        <w:t xml:space="preserve">        }</w:t>
-      </w:r>
-    </w:p>
-    <w:p>
-      <w:r>
-        <w:t xml:space="preserve">    }</w:t>
-      </w:r>
-    </w:p>
-    <w:p/>
-    <w:p>
-      <w:r>
-        <w:t xml:space="preserve">    public static void main(String[] args) {</w:t>
-      </w:r>
-    </w:p>
-    <w:p/>
-    <w:p>
-      <w:r>
-        <w:t xml:space="preserve">        Book[] books = {</w:t>
-      </w:r>
-    </w:p>
-    <w:p>
-      <w:r>
-        <w:t xml:space="preserve">            new Book(1, "Java Basics", "James"),</w:t>
-      </w:r>
-    </w:p>
-    <w:p>
-      <w:r>
-        <w:lastRenderedPageBreak/>
-        <w:t xml:space="preserve">            new Book(2, "Data Structures", "Mark"),</w:t>
-      </w:r>
-    </w:p>
-    <w:p>
-      <w:r>
-        <w:t xml:space="preserve">            new Book(3, "Operating Systems", "Galvin"),</w:t>
-      </w:r>
-    </w:p>
-    <w:p>
-      <w:r>
-        <w:t xml:space="preserve">            new Book(4, "Algorithms", "CLRS")</w:t>
-      </w:r>
-    </w:p>
-    <w:p>
-      <w:r>
-        <w:t xml:space="preserve">        };</w:t>
-      </w:r>
-    </w:p>
-    <w:p/>
-    <w:p>
-      <w:r>
-        <w:t xml:space="preserve">        System.out.println("Linear Search Result Index: " + linearSearch(books, "Algorithms"));</w:t>
-      </w:r>
-    </w:p>
-    <w:p/>
-    <w:p>
-      <w:r>
-        <w:t xml:space="preserve">        sortBooks(books);</w:t>
-      </w:r>
-    </w:p>
-    <w:p/>
-    <w:p>
-      <w:r>
-        <w:t xml:space="preserve">        System.out.println("Binary Search Result Index: " + binarySearch(books, "Algorithms"));</w:t>
-      </w:r>
-    </w:p>
-    <w:p>
-      <w:r>
-        <w:t xml:space="preserve">    }</w:t>
-      </w:r>
-    </w:p>
     <w:p>
       <w:r>
         <w:t>}</w:t>
@@ -315,6 +725,9 @@
         <w:br w:type="page"/>
       </w:r>
       <w:r>
+        <w:rPr>
+          <w:noProof/>
+        </w:rPr>
         <w:lastRenderedPageBreak/>
         <w:drawing>
           <wp:inline distT="0" distB="0" distL="0" distR="0" wp14:anchorId="22F37B60" wp14:editId="53AC6413">
@@ -332,7 +745,7 @@
                     <pic:cNvPicPr/>
                   </pic:nvPicPr>
                   <pic:blipFill>
-                    <a:blip r:embed="rId4"/>
+                    <a:blip r:embed="rId5"/>
                     <a:stretch>
                       <a:fillRect/>
                     </a:stretch>
@@ -362,6 +775,619 @@
     </w:sectPr>
   </w:body>
 </w:document>
+</file>
+
+<file path=word/numbering.xml><?xml version="1.0" encoding="utf-8"?>
+<w:numbering xmlns:wpc="http://schemas.microsoft.com/office/word/2010/wordprocessingCanvas" xmlns:cx="http://schemas.microsoft.com/office/drawing/2014/chartex" xmlns:cx1="http://schemas.microsoft.com/office/drawing/2015/9/8/chartex" xmlns:cx2="http://schemas.microsoft.com/office/drawing/2015/10/21/chartex" xmlns:cx3="http://schemas.microsoft.com/office/drawing/2016/5/9/chartex" xmlns:cx4="http://schemas.microsoft.com/office/drawing/2016/5/10/chartex" xmlns:cx5="http://schemas.microsoft.com/office/drawing/2016/5/11/chartex" xmlns:cx6="http://schemas.microsoft.com/office/drawing/2016/5/12/chartex" xmlns:cx7="http://schemas.microsoft.com/office/drawing/2016/5/13/chartex" xmlns:cx8="http://schemas.microsoft.com/office/drawing/2016/5/14/chartex" xmlns:mc="http://schemas.openxmlformats.org/markup-compatibility/2006" xmlns:aink="http://schemas.microsoft.com/office/drawing/2016/ink" xmlns:am3d="http://schemas.microsoft.com/office/drawing/2017/model3d" xmlns:o="urn:schemas-microsoft-com:office:office" xmlns:oel="http://schemas.microsoft.com/office/2019/extlst" xmlns:r="http://schemas.openxmlformats.org/officeDocument/2006/relationships" xmlns:m="http://schemas.openxmlformats.org/officeDocument/2006/math" xmlns:v="urn:schemas-microsoft-com:vml" xmlns:wp14="http://schemas.microsoft.com/office/word/2010/wordprocessingDrawing" xmlns:wp="http://schemas.openxmlformats.org/drawingml/2006/wordprocessingDrawing" xmlns:w10="urn:schemas-microsoft-com:office:word" xmlns:w="http://schemas.openxmlformats.org/wordprocessingml/2006/main" xmlns:w14="http://schemas.microsoft.com/office/word/2010/wordml" xmlns:w15="http://schemas.microsoft.com/office/word/2012/wordml" xmlns:w16cex="http://schemas.microsoft.com/office/word/2018/wordml/cex" xmlns:w16cid="http://schemas.microsoft.com/office/word/2016/wordml/cid" xmlns:w16="http://schemas.microsoft.com/office/word/2018/wordml" xmlns:w16du="http://schemas.microsoft.com/office/word/2023/wordml/word16du" xmlns:w16sdtdh="http://schemas.microsoft.com/office/word/2020/wordml/sdtdatahash" xmlns:w16sdtfl="http://schemas.microsoft.com/office/word/2024/wordml/sdtformatlock" xmlns:w16se="http://schemas.microsoft.com/office/word/2015/wordml/symex" xmlns:wpg="http://schemas.microsoft.com/office/word/2010/wordprocessingGroup" xmlns:wpi="http://schemas.microsoft.com/office/word/2010/wordprocessingInk" xmlns:wne="http://schemas.microsoft.com/office/word/2006/wordml" xmlns:wps="http://schemas.microsoft.com/office/word/2010/wordprocessingShape" mc:Ignorable="w14 w15 w16se w16cid w16 w16cex w16sdtdh w16sdtfl w16du wp14">
+  <w:abstractNum w:abstractNumId="0" w15:restartNumberingAfterBreak="0">
+    <w:nsid w:val="31762E79"/>
+    <w:multiLevelType w:val="multilevel"/>
+    <w:tmpl w:val="02D05262"/>
+    <w:lvl w:ilvl="0">
+      <w:start w:val="1"/>
+      <w:numFmt w:val="bullet"/>
+      <w:lvlText w:val=""/>
+      <w:lvlJc w:val="left"/>
+      <w:pPr>
+        <w:tabs>
+          <w:tab w:val="num" w:pos="720"/>
+        </w:tabs>
+        <w:ind w:left="720" w:hanging="360"/>
+      </w:pPr>
+      <w:rPr>
+        <w:rFonts w:ascii="Symbol" w:hAnsi="Symbol" w:hint="default"/>
+        <w:sz w:val="20"/>
+      </w:rPr>
+    </w:lvl>
+    <w:lvl w:ilvl="1" w:tentative="1">
+      <w:start w:val="1"/>
+      <w:numFmt w:val="bullet"/>
+      <w:lvlText w:val="o"/>
+      <w:lvlJc w:val="left"/>
+      <w:pPr>
+        <w:tabs>
+          <w:tab w:val="num" w:pos="1440"/>
+        </w:tabs>
+        <w:ind w:left="1440" w:hanging="360"/>
+      </w:pPr>
+      <w:rPr>
+        <w:rFonts w:ascii="Courier New" w:hAnsi="Courier New" w:hint="default"/>
+        <w:sz w:val="20"/>
+      </w:rPr>
+    </w:lvl>
+    <w:lvl w:ilvl="2" w:tentative="1">
+      <w:start w:val="1"/>
+      <w:numFmt w:val="bullet"/>
+      <w:lvlText w:val=""/>
+      <w:lvlJc w:val="left"/>
+      <w:pPr>
+        <w:tabs>
+          <w:tab w:val="num" w:pos="2160"/>
+        </w:tabs>
+        <w:ind w:left="2160" w:hanging="360"/>
+      </w:pPr>
+      <w:rPr>
+        <w:rFonts w:ascii="Wingdings" w:hAnsi="Wingdings" w:hint="default"/>
+        <w:sz w:val="20"/>
+      </w:rPr>
+    </w:lvl>
+    <w:lvl w:ilvl="3" w:tentative="1">
+      <w:start w:val="1"/>
+      <w:numFmt w:val="bullet"/>
+      <w:lvlText w:val=""/>
+      <w:lvlJc w:val="left"/>
+      <w:pPr>
+        <w:tabs>
+          <w:tab w:val="num" w:pos="2880"/>
+        </w:tabs>
+        <w:ind w:left="2880" w:hanging="360"/>
+      </w:pPr>
+      <w:rPr>
+        <w:rFonts w:ascii="Wingdings" w:hAnsi="Wingdings" w:hint="default"/>
+        <w:sz w:val="20"/>
+      </w:rPr>
+    </w:lvl>
+    <w:lvl w:ilvl="4" w:tentative="1">
+      <w:start w:val="1"/>
+      <w:numFmt w:val="bullet"/>
+      <w:lvlText w:val=""/>
+      <w:lvlJc w:val="left"/>
+      <w:pPr>
+        <w:tabs>
+          <w:tab w:val="num" w:pos="3600"/>
+        </w:tabs>
+        <w:ind w:left="3600" w:hanging="360"/>
+      </w:pPr>
+      <w:rPr>
+        <w:rFonts w:ascii="Wingdings" w:hAnsi="Wingdings" w:hint="default"/>
+        <w:sz w:val="20"/>
+      </w:rPr>
+    </w:lvl>
+    <w:lvl w:ilvl="5" w:tentative="1">
+      <w:start w:val="1"/>
+      <w:numFmt w:val="bullet"/>
+      <w:lvlText w:val=""/>
+      <w:lvlJc w:val="left"/>
+      <w:pPr>
+        <w:tabs>
+          <w:tab w:val="num" w:pos="4320"/>
+        </w:tabs>
+        <w:ind w:left="4320" w:hanging="360"/>
+      </w:pPr>
+      <w:rPr>
+        <w:rFonts w:ascii="Wingdings" w:hAnsi="Wingdings" w:hint="default"/>
+        <w:sz w:val="20"/>
+      </w:rPr>
+    </w:lvl>
+    <w:lvl w:ilvl="6" w:tentative="1">
+      <w:start w:val="1"/>
+      <w:numFmt w:val="bullet"/>
+      <w:lvlText w:val=""/>
+      <w:lvlJc w:val="left"/>
+      <w:pPr>
+        <w:tabs>
+          <w:tab w:val="num" w:pos="5040"/>
+        </w:tabs>
+        <w:ind w:left="5040" w:hanging="360"/>
+      </w:pPr>
+      <w:rPr>
+        <w:rFonts w:ascii="Wingdings" w:hAnsi="Wingdings" w:hint="default"/>
+        <w:sz w:val="20"/>
+      </w:rPr>
+    </w:lvl>
+    <w:lvl w:ilvl="7" w:tentative="1">
+      <w:start w:val="1"/>
+      <w:numFmt w:val="bullet"/>
+      <w:lvlText w:val=""/>
+      <w:lvlJc w:val="left"/>
+      <w:pPr>
+        <w:tabs>
+          <w:tab w:val="num" w:pos="5760"/>
+        </w:tabs>
+        <w:ind w:left="5760" w:hanging="360"/>
+      </w:pPr>
+      <w:rPr>
+        <w:rFonts w:ascii="Wingdings" w:hAnsi="Wingdings" w:hint="default"/>
+        <w:sz w:val="20"/>
+      </w:rPr>
+    </w:lvl>
+    <w:lvl w:ilvl="8" w:tentative="1">
+      <w:start w:val="1"/>
+      <w:numFmt w:val="bullet"/>
+      <w:lvlText w:val=""/>
+      <w:lvlJc w:val="left"/>
+      <w:pPr>
+        <w:tabs>
+          <w:tab w:val="num" w:pos="6480"/>
+        </w:tabs>
+        <w:ind w:left="6480" w:hanging="360"/>
+      </w:pPr>
+      <w:rPr>
+        <w:rFonts w:ascii="Wingdings" w:hAnsi="Wingdings" w:hint="default"/>
+        <w:sz w:val="20"/>
+      </w:rPr>
+    </w:lvl>
+  </w:abstractNum>
+  <w:abstractNum w:abstractNumId="1" w15:restartNumberingAfterBreak="0">
+    <w:nsid w:val="4FEF4185"/>
+    <w:multiLevelType w:val="multilevel"/>
+    <w:tmpl w:val="A758653A"/>
+    <w:lvl w:ilvl="0">
+      <w:start w:val="1"/>
+      <w:numFmt w:val="bullet"/>
+      <w:lvlText w:val=""/>
+      <w:lvlJc w:val="left"/>
+      <w:pPr>
+        <w:tabs>
+          <w:tab w:val="num" w:pos="720"/>
+        </w:tabs>
+        <w:ind w:left="720" w:hanging="360"/>
+      </w:pPr>
+      <w:rPr>
+        <w:rFonts w:ascii="Symbol" w:hAnsi="Symbol" w:hint="default"/>
+        <w:sz w:val="20"/>
+      </w:rPr>
+    </w:lvl>
+    <w:lvl w:ilvl="1" w:tentative="1">
+      <w:start w:val="1"/>
+      <w:numFmt w:val="bullet"/>
+      <w:lvlText w:val="o"/>
+      <w:lvlJc w:val="left"/>
+      <w:pPr>
+        <w:tabs>
+          <w:tab w:val="num" w:pos="1440"/>
+        </w:tabs>
+        <w:ind w:left="1440" w:hanging="360"/>
+      </w:pPr>
+      <w:rPr>
+        <w:rFonts w:ascii="Courier New" w:hAnsi="Courier New" w:hint="default"/>
+        <w:sz w:val="20"/>
+      </w:rPr>
+    </w:lvl>
+    <w:lvl w:ilvl="2" w:tentative="1">
+      <w:start w:val="1"/>
+      <w:numFmt w:val="bullet"/>
+      <w:lvlText w:val=""/>
+      <w:lvlJc w:val="left"/>
+      <w:pPr>
+        <w:tabs>
+          <w:tab w:val="num" w:pos="2160"/>
+        </w:tabs>
+        <w:ind w:left="2160" w:hanging="360"/>
+      </w:pPr>
+      <w:rPr>
+        <w:rFonts w:ascii="Wingdings" w:hAnsi="Wingdings" w:hint="default"/>
+        <w:sz w:val="20"/>
+      </w:rPr>
+    </w:lvl>
+    <w:lvl w:ilvl="3" w:tentative="1">
+      <w:start w:val="1"/>
+      <w:numFmt w:val="bullet"/>
+      <w:lvlText w:val=""/>
+      <w:lvlJc w:val="left"/>
+      <w:pPr>
+        <w:tabs>
+          <w:tab w:val="num" w:pos="2880"/>
+        </w:tabs>
+        <w:ind w:left="2880" w:hanging="360"/>
+      </w:pPr>
+      <w:rPr>
+        <w:rFonts w:ascii="Wingdings" w:hAnsi="Wingdings" w:hint="default"/>
+        <w:sz w:val="20"/>
+      </w:rPr>
+    </w:lvl>
+    <w:lvl w:ilvl="4" w:tentative="1">
+      <w:start w:val="1"/>
+      <w:numFmt w:val="bullet"/>
+      <w:lvlText w:val=""/>
+      <w:lvlJc w:val="left"/>
+      <w:pPr>
+        <w:tabs>
+          <w:tab w:val="num" w:pos="3600"/>
+        </w:tabs>
+        <w:ind w:left="3600" w:hanging="360"/>
+      </w:pPr>
+      <w:rPr>
+        <w:rFonts w:ascii="Wingdings" w:hAnsi="Wingdings" w:hint="default"/>
+        <w:sz w:val="20"/>
+      </w:rPr>
+    </w:lvl>
+    <w:lvl w:ilvl="5" w:tentative="1">
+      <w:start w:val="1"/>
+      <w:numFmt w:val="bullet"/>
+      <w:lvlText w:val=""/>
+      <w:lvlJc w:val="left"/>
+      <w:pPr>
+        <w:tabs>
+          <w:tab w:val="num" w:pos="4320"/>
+        </w:tabs>
+        <w:ind w:left="4320" w:hanging="360"/>
+      </w:pPr>
+      <w:rPr>
+        <w:rFonts w:ascii="Wingdings" w:hAnsi="Wingdings" w:hint="default"/>
+        <w:sz w:val="20"/>
+      </w:rPr>
+    </w:lvl>
+    <w:lvl w:ilvl="6" w:tentative="1">
+      <w:start w:val="1"/>
+      <w:numFmt w:val="bullet"/>
+      <w:lvlText w:val=""/>
+      <w:lvlJc w:val="left"/>
+      <w:pPr>
+        <w:tabs>
+          <w:tab w:val="num" w:pos="5040"/>
+        </w:tabs>
+        <w:ind w:left="5040" w:hanging="360"/>
+      </w:pPr>
+      <w:rPr>
+        <w:rFonts w:ascii="Wingdings" w:hAnsi="Wingdings" w:hint="default"/>
+        <w:sz w:val="20"/>
+      </w:rPr>
+    </w:lvl>
+    <w:lvl w:ilvl="7" w:tentative="1">
+      <w:start w:val="1"/>
+      <w:numFmt w:val="bullet"/>
+      <w:lvlText w:val=""/>
+      <w:lvlJc w:val="left"/>
+      <w:pPr>
+        <w:tabs>
+          <w:tab w:val="num" w:pos="5760"/>
+        </w:tabs>
+        <w:ind w:left="5760" w:hanging="360"/>
+      </w:pPr>
+      <w:rPr>
+        <w:rFonts w:ascii="Wingdings" w:hAnsi="Wingdings" w:hint="default"/>
+        <w:sz w:val="20"/>
+      </w:rPr>
+    </w:lvl>
+    <w:lvl w:ilvl="8" w:tentative="1">
+      <w:start w:val="1"/>
+      <w:numFmt w:val="bullet"/>
+      <w:lvlText w:val=""/>
+      <w:lvlJc w:val="left"/>
+      <w:pPr>
+        <w:tabs>
+          <w:tab w:val="num" w:pos="6480"/>
+        </w:tabs>
+        <w:ind w:left="6480" w:hanging="360"/>
+      </w:pPr>
+      <w:rPr>
+        <w:rFonts w:ascii="Wingdings" w:hAnsi="Wingdings" w:hint="default"/>
+        <w:sz w:val="20"/>
+      </w:rPr>
+    </w:lvl>
+  </w:abstractNum>
+  <w:abstractNum w:abstractNumId="2" w15:restartNumberingAfterBreak="0">
+    <w:nsid w:val="53926043"/>
+    <w:multiLevelType w:val="multilevel"/>
+    <w:tmpl w:val="69FA029E"/>
+    <w:lvl w:ilvl="0">
+      <w:start w:val="1"/>
+      <w:numFmt w:val="bullet"/>
+      <w:lvlText w:val=""/>
+      <w:lvlJc w:val="left"/>
+      <w:pPr>
+        <w:tabs>
+          <w:tab w:val="num" w:pos="720"/>
+        </w:tabs>
+        <w:ind w:left="720" w:hanging="360"/>
+      </w:pPr>
+      <w:rPr>
+        <w:rFonts w:ascii="Symbol" w:hAnsi="Symbol" w:hint="default"/>
+        <w:sz w:val="20"/>
+      </w:rPr>
+    </w:lvl>
+    <w:lvl w:ilvl="1" w:tentative="1">
+      <w:start w:val="1"/>
+      <w:numFmt w:val="bullet"/>
+      <w:lvlText w:val="o"/>
+      <w:lvlJc w:val="left"/>
+      <w:pPr>
+        <w:tabs>
+          <w:tab w:val="num" w:pos="1440"/>
+        </w:tabs>
+        <w:ind w:left="1440" w:hanging="360"/>
+      </w:pPr>
+      <w:rPr>
+        <w:rFonts w:ascii="Courier New" w:hAnsi="Courier New" w:hint="default"/>
+        <w:sz w:val="20"/>
+      </w:rPr>
+    </w:lvl>
+    <w:lvl w:ilvl="2" w:tentative="1">
+      <w:start w:val="1"/>
+      <w:numFmt w:val="bullet"/>
+      <w:lvlText w:val=""/>
+      <w:lvlJc w:val="left"/>
+      <w:pPr>
+        <w:tabs>
+          <w:tab w:val="num" w:pos="2160"/>
+        </w:tabs>
+        <w:ind w:left="2160" w:hanging="360"/>
+      </w:pPr>
+      <w:rPr>
+        <w:rFonts w:ascii="Wingdings" w:hAnsi="Wingdings" w:hint="default"/>
+        <w:sz w:val="20"/>
+      </w:rPr>
+    </w:lvl>
+    <w:lvl w:ilvl="3" w:tentative="1">
+      <w:start w:val="1"/>
+      <w:numFmt w:val="bullet"/>
+      <w:lvlText w:val=""/>
+      <w:lvlJc w:val="left"/>
+      <w:pPr>
+        <w:tabs>
+          <w:tab w:val="num" w:pos="2880"/>
+        </w:tabs>
+        <w:ind w:left="2880" w:hanging="360"/>
+      </w:pPr>
+      <w:rPr>
+        <w:rFonts w:ascii="Wingdings" w:hAnsi="Wingdings" w:hint="default"/>
+        <w:sz w:val="20"/>
+      </w:rPr>
+    </w:lvl>
+    <w:lvl w:ilvl="4" w:tentative="1">
+      <w:start w:val="1"/>
+      <w:numFmt w:val="bullet"/>
+      <w:lvlText w:val=""/>
+      <w:lvlJc w:val="left"/>
+      <w:pPr>
+        <w:tabs>
+          <w:tab w:val="num" w:pos="3600"/>
+        </w:tabs>
+        <w:ind w:left="3600" w:hanging="360"/>
+      </w:pPr>
+      <w:rPr>
+        <w:rFonts w:ascii="Wingdings" w:hAnsi="Wingdings" w:hint="default"/>
+        <w:sz w:val="20"/>
+      </w:rPr>
+    </w:lvl>
+    <w:lvl w:ilvl="5" w:tentative="1">
+      <w:start w:val="1"/>
+      <w:numFmt w:val="bullet"/>
+      <w:lvlText w:val=""/>
+      <w:lvlJc w:val="left"/>
+      <w:pPr>
+        <w:tabs>
+          <w:tab w:val="num" w:pos="4320"/>
+        </w:tabs>
+        <w:ind w:left="4320" w:hanging="360"/>
+      </w:pPr>
+      <w:rPr>
+        <w:rFonts w:ascii="Wingdings" w:hAnsi="Wingdings" w:hint="default"/>
+        <w:sz w:val="20"/>
+      </w:rPr>
+    </w:lvl>
+    <w:lvl w:ilvl="6" w:tentative="1">
+      <w:start w:val="1"/>
+      <w:numFmt w:val="bullet"/>
+      <w:lvlText w:val=""/>
+      <w:lvlJc w:val="left"/>
+      <w:pPr>
+        <w:tabs>
+          <w:tab w:val="num" w:pos="5040"/>
+        </w:tabs>
+        <w:ind w:left="5040" w:hanging="360"/>
+      </w:pPr>
+      <w:rPr>
+        <w:rFonts w:ascii="Wingdings" w:hAnsi="Wingdings" w:hint="default"/>
+        <w:sz w:val="20"/>
+      </w:rPr>
+    </w:lvl>
+    <w:lvl w:ilvl="7" w:tentative="1">
+      <w:start w:val="1"/>
+      <w:numFmt w:val="bullet"/>
+      <w:lvlText w:val=""/>
+      <w:lvlJc w:val="left"/>
+      <w:pPr>
+        <w:tabs>
+          <w:tab w:val="num" w:pos="5760"/>
+        </w:tabs>
+        <w:ind w:left="5760" w:hanging="360"/>
+      </w:pPr>
+      <w:rPr>
+        <w:rFonts w:ascii="Wingdings" w:hAnsi="Wingdings" w:hint="default"/>
+        <w:sz w:val="20"/>
+      </w:rPr>
+    </w:lvl>
+    <w:lvl w:ilvl="8" w:tentative="1">
+      <w:start w:val="1"/>
+      <w:numFmt w:val="bullet"/>
+      <w:lvlText w:val=""/>
+      <w:lvlJc w:val="left"/>
+      <w:pPr>
+        <w:tabs>
+          <w:tab w:val="num" w:pos="6480"/>
+        </w:tabs>
+        <w:ind w:left="6480" w:hanging="360"/>
+      </w:pPr>
+      <w:rPr>
+        <w:rFonts w:ascii="Wingdings" w:hAnsi="Wingdings" w:hint="default"/>
+        <w:sz w:val="20"/>
+      </w:rPr>
+    </w:lvl>
+  </w:abstractNum>
+  <w:abstractNum w:abstractNumId="3" w15:restartNumberingAfterBreak="0">
+    <w:nsid w:val="7D4F1965"/>
+    <w:multiLevelType w:val="multilevel"/>
+    <w:tmpl w:val="F4BED320"/>
+    <w:lvl w:ilvl="0">
+      <w:start w:val="1"/>
+      <w:numFmt w:val="bullet"/>
+      <w:lvlText w:val=""/>
+      <w:lvlJc w:val="left"/>
+      <w:pPr>
+        <w:tabs>
+          <w:tab w:val="num" w:pos="720"/>
+        </w:tabs>
+        <w:ind w:left="720" w:hanging="360"/>
+      </w:pPr>
+      <w:rPr>
+        <w:rFonts w:ascii="Symbol" w:hAnsi="Symbol" w:hint="default"/>
+        <w:sz w:val="20"/>
+      </w:rPr>
+    </w:lvl>
+    <w:lvl w:ilvl="1" w:tentative="1">
+      <w:start w:val="1"/>
+      <w:numFmt w:val="bullet"/>
+      <w:lvlText w:val="o"/>
+      <w:lvlJc w:val="left"/>
+      <w:pPr>
+        <w:tabs>
+          <w:tab w:val="num" w:pos="1440"/>
+        </w:tabs>
+        <w:ind w:left="1440" w:hanging="360"/>
+      </w:pPr>
+      <w:rPr>
+        <w:rFonts w:ascii="Courier New" w:hAnsi="Courier New" w:hint="default"/>
+        <w:sz w:val="20"/>
+      </w:rPr>
+    </w:lvl>
+    <w:lvl w:ilvl="2" w:tentative="1">
+      <w:start w:val="1"/>
+      <w:numFmt w:val="bullet"/>
+      <w:lvlText w:val=""/>
+      <w:lvlJc w:val="left"/>
+      <w:pPr>
+        <w:tabs>
+          <w:tab w:val="num" w:pos="2160"/>
+        </w:tabs>
+        <w:ind w:left="2160" w:hanging="360"/>
+      </w:pPr>
+      <w:rPr>
+        <w:rFonts w:ascii="Wingdings" w:hAnsi="Wingdings" w:hint="default"/>
+        <w:sz w:val="20"/>
+      </w:rPr>
+    </w:lvl>
+    <w:lvl w:ilvl="3" w:tentative="1">
+      <w:start w:val="1"/>
+      <w:numFmt w:val="bullet"/>
+      <w:lvlText w:val=""/>
+      <w:lvlJc w:val="left"/>
+      <w:pPr>
+        <w:tabs>
+          <w:tab w:val="num" w:pos="2880"/>
+        </w:tabs>
+        <w:ind w:left="2880" w:hanging="360"/>
+      </w:pPr>
+      <w:rPr>
+        <w:rFonts w:ascii="Wingdings" w:hAnsi="Wingdings" w:hint="default"/>
+        <w:sz w:val="20"/>
+      </w:rPr>
+    </w:lvl>
+    <w:lvl w:ilvl="4" w:tentative="1">
+      <w:start w:val="1"/>
+      <w:numFmt w:val="bullet"/>
+      <w:lvlText w:val=""/>
+      <w:lvlJc w:val="left"/>
+      <w:pPr>
+        <w:tabs>
+          <w:tab w:val="num" w:pos="3600"/>
+        </w:tabs>
+        <w:ind w:left="3600" w:hanging="360"/>
+      </w:pPr>
+      <w:rPr>
+        <w:rFonts w:ascii="Wingdings" w:hAnsi="Wingdings" w:hint="default"/>
+        <w:sz w:val="20"/>
+      </w:rPr>
+    </w:lvl>
+    <w:lvl w:ilvl="5" w:tentative="1">
+      <w:start w:val="1"/>
+      <w:numFmt w:val="bullet"/>
+      <w:lvlText w:val=""/>
+      <w:lvlJc w:val="left"/>
+      <w:pPr>
+        <w:tabs>
+          <w:tab w:val="num" w:pos="4320"/>
+        </w:tabs>
+        <w:ind w:left="4320" w:hanging="360"/>
+      </w:pPr>
+      <w:rPr>
+        <w:rFonts w:ascii="Wingdings" w:hAnsi="Wingdings" w:hint="default"/>
+        <w:sz w:val="20"/>
+      </w:rPr>
+    </w:lvl>
+    <w:lvl w:ilvl="6" w:tentative="1">
+      <w:start w:val="1"/>
+      <w:numFmt w:val="bullet"/>
+      <w:lvlText w:val=""/>
+      <w:lvlJc w:val="left"/>
+      <w:pPr>
+        <w:tabs>
+          <w:tab w:val="num" w:pos="5040"/>
+        </w:tabs>
+        <w:ind w:left="5040" w:hanging="360"/>
+      </w:pPr>
+      <w:rPr>
+        <w:rFonts w:ascii="Wingdings" w:hAnsi="Wingdings" w:hint="default"/>
+        <w:sz w:val="20"/>
+      </w:rPr>
+    </w:lvl>
+    <w:lvl w:ilvl="7" w:tentative="1">
+      <w:start w:val="1"/>
+      <w:numFmt w:val="bullet"/>
+      <w:lvlText w:val=""/>
+      <w:lvlJc w:val="left"/>
+      <w:pPr>
+        <w:tabs>
+          <w:tab w:val="num" w:pos="5760"/>
+        </w:tabs>
+        <w:ind w:left="5760" w:hanging="360"/>
+      </w:pPr>
+      <w:rPr>
+        <w:rFonts w:ascii="Wingdings" w:hAnsi="Wingdings" w:hint="default"/>
+        <w:sz w:val="20"/>
+      </w:rPr>
+    </w:lvl>
+    <w:lvl w:ilvl="8" w:tentative="1">
+      <w:start w:val="1"/>
+      <w:numFmt w:val="bullet"/>
+      <w:lvlText w:val=""/>
+      <w:lvlJc w:val="left"/>
+      <w:pPr>
+        <w:tabs>
+          <w:tab w:val="num" w:pos="6480"/>
+        </w:tabs>
+        <w:ind w:left="6480" w:hanging="360"/>
+      </w:pPr>
+      <w:rPr>
+        <w:rFonts w:ascii="Wingdings" w:hAnsi="Wingdings" w:hint="default"/>
+        <w:sz w:val="20"/>
+      </w:rPr>
+    </w:lvl>
+  </w:abstractNum>
+  <w:num w:numId="1" w16cid:durableId="2001078311">
+    <w:abstractNumId w:val="1"/>
+  </w:num>
+  <w:num w:numId="2" w16cid:durableId="2065906206">
+    <w:abstractNumId w:val="3"/>
+  </w:num>
+  <w:num w:numId="3" w16cid:durableId="1788039305">
+    <w:abstractNumId w:val="0"/>
+  </w:num>
+  <w:num w:numId="4" w16cid:durableId="1410928084">
+    <w:abstractNumId w:val="2"/>
+  </w:num>
+</w:numbering>
 </file>
 
 <file path=word/styles.xml><?xml version="1.0" encoding="utf-8"?>
